--- a/docs/lecture-02-tokenization.docx
+++ b/docs/lecture-02-tokenization.docx
@@ -357,7 +357,7 @@
           <w:color w:val="000000"/>
           <w:sz w:val="24"/>
         </w:rPr>
-        <w:t>Byte Pair Encoding (BPE) — алгоритм сжатия данных, предложенный Philip Gage в 1994 году для сжатия изображений. В 2015 году Rico Sennrich et al. применили его к машинному переводу (Neural Machine Translation of Rare Words with Subword Units). В 2018 году OpenAI использовали BPE в GPT-2 для токенизации — и с тех пор это стандарт.</w:t>
+        <w:t>Byte Pair Encoding (BPE) — алгоритм сжатия данных, предложенный Philip Gage в 1994 году для сжатия изображений. В 2015 году Rico Sennrich et al. применили его к машинному переводу (Neural Machine Translation of Rare Words with Subword Units). GPT-2 (Radford et al., 2019) использует byte-level BPE для токенизации — и с тех пор это стандарт.</w:t>
       </w:r>
     </w:p>
     <w:p>
@@ -719,6 +719,58 @@
       <w:r>
         <w:rPr>
           <w:rFonts w:ascii="Times New Roman" w:hAnsi="Times New Roman"/>
+          <w:b/>
+          <w:i w:val="0"/>
+          <w:color w:val="000000"/>
+          <w:sz w:val="24"/>
+        </w:rPr>
+        <w:t>Визуализация byte-level кодирования символа «Щ»:</w:t>
+      </w:r>
+    </w:p>
+    <w:p>
+      <w:pPr>
+        <w:spacing w:before="120" w:after="120"/>
+        <w:ind w:left="567"/>
+      </w:pPr>
+      <w:r>
+        <w:rPr>
+          <w:rFonts w:ascii="Consolas" w:hAnsi="Consolas"/>
+          <w:color w:val="323232"/>
+          <w:sz w:val="18"/>
+        </w:rPr>
+        <w:t>Символ: Щ</w:t>
+        <w:br/>
+        <w:t xml:space="preserve">  |</w:t>
+        <w:br/>
+        <w:t xml:space="preserve">  v UTF-8 encoding</w:t>
+        <w:br/>
+        <w:t>Байты:  [0xD0] [0xA9]</w:t>
+        <w:br/>
+        <w:t xml:space="preserve">  |       |      |</w:t>
+        <w:br/>
+        <w:t xml:space="preserve">  v       v      v</w:t>
+        <w:br/>
+        <w:t>Токены:  (209)  (169)     &lt;-  два начальных токена (байты 0-255)</w:t>
+        <w:br/>
+        <w:t xml:space="preserve">  |       |      |</w:t>
+        <w:br/>
+        <w:t xml:space="preserve">  +-------+------+</w:t>
+        <w:br/>
+        <w:t xml:space="preserve">         |</w:t>
+        <w:br/>
+        <w:t xml:space="preserve">         v BPE merge (если (209, 169) частая пара)</w:t>
+        <w:br/>
+        <w:t>Токен:  "Щ" (ID 342)       &lt;-  один токен после слияния</w:t>
+      </w:r>
+    </w:p>
+    <w:p>
+      <w:pPr>
+        <w:spacing w:line="360" w:lineRule="auto"/>
+        <w:ind w:firstLine="709"/>
+      </w:pPr>
+      <w:r>
+        <w:rPr>
+          <w:rFonts w:ascii="Times New Roman" w:hAnsi="Times New Roman"/>
           <w:b w:val="0"/>
           <w:i w:val="0"/>
           <w:color w:val="000000"/>
@@ -753,7 +805,7 @@
           <w:color w:val="000000"/>
           <w:sz w:val="24"/>
         </w:rPr>
-        <w:t>SentencePiece (Kudo &amp; Richardson, 2018) — библиотека токенизации от Google, используемая в LLaMA, Qwen и многих других моделях. Её ключевое отличие: она не требует предварительной сегментации на слова по пробелам. BPE работает на байтах/символах, а пробел становится обычным токеном.</w:t>
+        <w:t>SentencePiece (Kudo &amp; Richardson, 2018) — библиотека токенизации от Google, используемая в LLaMA, Qwen и многих других моделях. Она реализует несколько алгоритмов: BPE и Unigram LM. Её ключевое отличие от GPT-2 tokenizers: она не требует предварительной сегментации на слова по пробелам. Пробел — это просто символ (U+2581, нижнее подчёркивание), и слияния могут происходить между словами.</w:t>
       </w:r>
     </w:p>
     <w:p>
@@ -798,6 +850,22 @@
           <w:color w:val="000000"/>
           <w:sz w:val="24"/>
         </w:rPr>
+        <w:t>Зачем нужно разделение по категориям? Представьте, что BPE может слить токен «ыва» и токен «123» в «ыва123». Это слово встретится редко, но займёт место в словаре. Алгоритм понятия не имеет, что буквы и цифры — разные сущности. Регулярное выражение явно запрещает такие слияния, сохраняя границы между категориями символов ещё до начала обучения BPE.</w:t>
+      </w:r>
+    </w:p>
+    <w:p>
+      <w:pPr>
+        <w:spacing w:line="360" w:lineRule="auto"/>
+        <w:ind w:firstLine="709"/>
+      </w:pPr>
+      <w:r>
+        <w:rPr>
+          <w:rFonts w:ascii="Times New Roman" w:hAnsi="Times New Roman"/>
+          <w:b w:val="0"/>
+          <w:i w:val="0"/>
+          <w:color w:val="000000"/>
+          <w:sz w:val="24"/>
+        </w:rPr>
         <w:t>В SentencePiece: нет предварительной сегментации. Пробел — это просто символ (U+2581, нижнее подчёркивание). Слияния могут происходить между словами. Это даёт более гибкую токенизацию, но может создавать токены, содержащие части разных слов.</w:t>
       </w:r>
     </w:p>
@@ -827,7 +895,90 @@
           <w:color w:val="000000"/>
           <w:sz w:val="28"/>
         </w:rPr>
-        <w:t>3.2 Что выбрать для FishingLLM?</w:t>
+        <w:t>3.2 BPE vs Unigram LM</w:t>
+      </w:r>
+    </w:p>
+    <w:p>
+      <w:pPr>
+        <w:spacing w:line="360" w:lineRule="auto"/>
+        <w:ind w:firstLine="709"/>
+      </w:pPr>
+      <w:r>
+        <w:rPr>
+          <w:rFonts w:ascii="Times New Roman" w:hAnsi="Times New Roman"/>
+          <w:b w:val="0"/>
+          <w:i w:val="0"/>
+          <w:color w:val="000000"/>
+          <w:sz w:val="24"/>
+        </w:rPr>
+        <w:t>SentencePiece поддерживает два принципиально разных алгоритма. Сравним их:</w:t>
+      </w:r>
+    </w:p>
+    <w:p>
+      <w:pPr>
+        <w:spacing w:before="120" w:after="120"/>
+        <w:ind w:left="567"/>
+      </w:pPr>
+      <w:r>
+        <w:rPr>
+          <w:rFonts w:ascii="Consolas" w:hAnsi="Consolas"/>
+          <w:color w:val="323232"/>
+          <w:sz w:val="18"/>
+        </w:rPr>
+        <w:t>╔═════════════╦══════════════════════╦══════════════════════════════╗</w:t>
+        <w:br/>
+        <w:t>║             ║ BPE                  ║ Unigram LM                  ║</w:t>
+        <w:br/>
+        <w:t>╠═════════════╬══════════════════════╬══════════════════════════════╣</w:t>
+        <w:br/>
+        <w:t>║ Начало      ║ 256 байт (или chars) ║ большой словарь (все подсл.)║</w:t>
+        <w:br/>
+        <w:t>║ Направление ║ снизу вверх (merge)  ║ сверху вниз (prune)         ║</w:t>
+        <w:br/>
+        <w:t>║ Критерий    ║ частота пары         ║ loss-прирост при удалении   ║</w:t>
+        <w:br/>
+        <w:t>║ Решение     ║ жадное (локально     ║ глобальное (вероятностное)  ║</w:t>
+        <w:br/>
+        <w:t>║             ║ оптимальное)         ║                             ║</w:t>
+        <w:br/>
+        <w:t>║ Детерминизм ║ да (всегда тот же    ║ нет (зависит от seed)       ║</w:t>
+        <w:br/>
+        <w:t>║             ║ результат)           ║                             ║</w:t>
+        <w:br/>
+        <w:t>║ Сложность   ║ O(K * V)             ║ O(K * V * E)               ║</w:t>
+        <w:br/>
+        <w:t>║ Модели      ║ GPT, GPT-2, GPT-4    ║ LLaMA, Qwen, T5            ║</w:t>
+        <w:br/>
+        <w:t>╚═════════════╩══════════════════════╩══════════════════════════════╝</w:t>
+      </w:r>
+    </w:p>
+    <w:p>
+      <w:pPr>
+        <w:spacing w:line="360" w:lineRule="auto"/>
+        <w:ind w:firstLine="709"/>
+      </w:pPr>
+      <w:r>
+        <w:rPr>
+          <w:rFonts w:ascii="Times New Roman" w:hAnsi="Times New Roman"/>
+          <w:b w:val="0"/>
+          <w:i w:val="0"/>
+          <w:color w:val="000000"/>
+          <w:sz w:val="24"/>
+        </w:rPr>
+        <w:t>Где K — число итераций, V — размер словаря, E — число EM-итераций. Unigram даёт потенциально более качественные токены, но сложнее и требует больше вычислений при обучении. Для нашей задачи (150M) BPE более чем достаточен.</w:t>
+      </w:r>
+    </w:p>
+    <w:p>
+      <w:pPr>
+        <w:pStyle w:val="Heading2"/>
+      </w:pPr>
+      <w:r>
+        <w:rPr>
+          <w:rFonts w:ascii="Times New Roman" w:hAnsi="Times New Roman"/>
+          <w:color w:val="000000"/>
+          <w:sz w:val="28"/>
+        </w:rPr>
+        <w:t>3.3 Что выбрать для FishingLLM?</w:t>
       </w:r>
     </w:p>
     <w:p>
@@ -1181,7 +1332,7 @@
           <w:color w:val="000000"/>
           <w:sz w:val="32"/>
         </w:rPr>
-        <w:t>6. Выбор размера словаря</w:t>
+        <w:t>5.1 Нормализация Unicode</w:t>
       </w:r>
     </w:p>
     <w:p>
@@ -1197,7 +1348,187 @@
           <w:color w:val="000000"/>
           <w:sz w:val="24"/>
         </w:rPr>
-        <w:t>Размер словаря (vocab_size) — гиперпараметр. Слишком маленький словарь → длинные последовательности (больше вычислений attention). Слишком большой → тяжёлый embedding-слой (память).</w:t>
+        <w:t>Один и тот же символ можно записать несколькими способами в Unicode. Например, буква «Ё» может быть одним токеном U+0401 (Ё как есть) или составным: «Е» (U+0415) + диакритика ¨ (U+0308). В UTF-8 это будут разные последовательности байт, а значит — разные токены. Модель будет думать, что «Ё» и «Ё» — разные вещи.</w:t>
+      </w:r>
+    </w:p>
+    <w:p>
+      <w:pPr>
+        <w:spacing w:line="360" w:lineRule="auto"/>
+        <w:ind w:firstLine="709"/>
+      </w:pPr>
+      <w:r>
+        <w:rPr>
+          <w:rFonts w:ascii="Times New Roman" w:hAnsi="Times New Roman"/>
+          <w:b w:val="0"/>
+          <w:i w:val="0"/>
+          <w:color w:val="000000"/>
+          <w:sz w:val="24"/>
+        </w:rPr>
+        <w:t>Стандарт Unicode определяет формы нормализации:</w:t>
+      </w:r>
+    </w:p>
+    <w:p>
+      <w:pPr>
+        <w:pStyle w:val="ListBullet"/>
+        <w:spacing w:line="360" w:lineRule="auto"/>
+      </w:pPr>
+      <w:r>
+        <w:rPr>
+          <w:rFonts w:ascii="Times New Roman" w:hAnsi="Times New Roman"/>
+          <w:sz w:val="24"/>
+        </w:rPr>
+        <w:t>NFC (Normalization Form C) — составные символы там, где возможно. «Ё» → один код U+0401. Рекомендован W3C для веба.</w:t>
+      </w:r>
+    </w:p>
+    <w:p>
+      <w:pPr>
+        <w:pStyle w:val="ListBullet"/>
+        <w:spacing w:line="360" w:lineRule="auto"/>
+      </w:pPr>
+      <w:r>
+        <w:rPr>
+          <w:rFonts w:ascii="Times New Roman" w:hAnsi="Times New Roman"/>
+          <w:sz w:val="24"/>
+        </w:rPr>
+        <w:t>NFD (Normalization Form D) — разложение на базовый символ + диакритику. «Ё» → «Е» + «¨». Используется в системах поиска.</w:t>
+      </w:r>
+    </w:p>
+    <w:p>
+      <w:pPr>
+        <w:pStyle w:val="ListBullet"/>
+        <w:spacing w:line="360" w:lineRule="auto"/>
+      </w:pPr>
+      <w:r>
+        <w:rPr>
+          <w:rFonts w:ascii="Times New Roman" w:hAnsi="Times New Roman"/>
+          <w:sz w:val="24"/>
+        </w:rPr>
+        <w:t>NFKC / NFKD — дополнительно заменяют совместимые символы (например, ² → 2, ﬁ → fi). Полезны для очистки текста.</w:t>
+      </w:r>
+    </w:p>
+    <w:p>
+      <w:pPr>
+        <w:spacing w:line="360" w:lineRule="auto"/>
+        <w:ind w:firstLine="709"/>
+      </w:pPr>
+      <w:r>
+        <w:rPr>
+          <w:rFonts w:ascii="Times New Roman" w:hAnsi="Times New Roman"/>
+          <w:b w:val="0"/>
+          <w:i w:val="0"/>
+          <w:color w:val="000000"/>
+          <w:sz w:val="24"/>
+        </w:rPr>
+        <w:t>Для корпуса FishingLLM достаточно применить NFC (самый простой и стандартный вариант). Если этого не сделать, редкие диакритические варианты букв раздуют словарь бесполезными дубликатами.</w:t>
+      </w:r>
+    </w:p>
+    <w:p>
+      <w:pPr>
+        <w:spacing w:before="120" w:after="120"/>
+        <w:ind w:left="567"/>
+      </w:pPr>
+      <w:r>
+        <w:rPr>
+          <w:rFonts w:ascii="Consolas" w:hAnsi="Consolas"/>
+          <w:color w:val="323232"/>
+          <w:sz w:val="18"/>
+        </w:rPr>
+        <w:t>import unicodedata</w:t>
+        <w:br/>
+        <w:br/>
+        <w:t>text = "\u0401"  # Ё как один символ</w:t>
+        <w:br/>
+        <w:t>text2 = "\u0415\u0308"  # Е + ¨</w:t>
+        <w:br/>
+        <w:t>print(unicodedata.normalize("NFC", text2))  # Ё</w:t>
+        <w:br/>
+        <w:br/>
+        <w:t># Применение ко всему корпусу</w:t>
+        <w:br/>
+        <w:t>normalized = unicodedata.normalize("NFC", raw_text)</w:t>
+      </w:r>
+    </w:p>
+    <w:p>
+      <w:pPr>
+        <w:pStyle w:val="Heading1"/>
+      </w:pPr>
+      <w:r>
+        <w:rPr>
+          <w:rFonts w:ascii="Times New Roman" w:hAnsi="Times New Roman"/>
+          <w:color w:val="000000"/>
+          <w:sz w:val="32"/>
+        </w:rPr>
+        <w:t>6. Выбор размера словаря</w:t>
+      </w:r>
+    </w:p>
+    <w:p>
+      <w:pPr>
+        <w:spacing w:line="360" w:lineRule="auto"/>
+        <w:ind w:firstLine="709"/>
+      </w:pPr>
+      <w:r>
+        <w:rPr>
+          <w:rFonts w:ascii="Times New Roman" w:hAnsi="Times New Roman"/>
+          <w:b w:val="0"/>
+          <w:i w:val="0"/>
+          <w:color w:val="000000"/>
+          <w:sz w:val="24"/>
+        </w:rPr>
+        <w:t>Размер словаря (vocab_size) — гиперпараметр. Выбор vocab_size — это всегда компромисс между памятью и длиной последовательности.</w:t>
+      </w:r>
+    </w:p>
+    <w:p>
+      <w:pPr>
+        <w:spacing w:line="360" w:lineRule="auto"/>
+        <w:ind w:firstLine="709"/>
+      </w:pPr>
+      <w:r>
+        <w:rPr>
+          <w:rFonts w:ascii="Times New Roman" w:hAnsi="Times New Roman"/>
+          <w:b/>
+          <w:i w:val="0"/>
+          <w:color w:val="000000"/>
+          <w:sz w:val="24"/>
+        </w:rPr>
+        <w:t>Компромисс vocab_size:</w:t>
+      </w:r>
+    </w:p>
+    <w:p>
+      <w:pPr>
+        <w:spacing w:before="120" w:after="120"/>
+        <w:ind w:left="567"/>
+      </w:pPr>
+      <w:r>
+        <w:rPr>
+          <w:rFonts w:ascii="Consolas" w:hAnsi="Consolas"/>
+          <w:color w:val="323232"/>
+          <w:sz w:val="18"/>
+        </w:rPr>
+        <w:t>Маленький vocab (8K)    Большой vocab (64K)</w:t>
+        <w:br/>
+        <w:t xml:space="preserve">  |                         |</w:t>
+        <w:br/>
+        <w:t xml:space="preserve">  v легче embedding         v тяжелее embedding</w:t>
+        <w:br/>
+        <w:t xml:space="preserve">  | 8K*768*4 = 25 МБ        | 64K*768*4 = 201 МБ</w:t>
+        <w:br/>
+        <w:t xml:space="preserve">  |                         |</w:t>
+        <w:br/>
+        <w:t xml:space="preserve">  v длиннее seq             v короче seq</w:t>
+        <w:br/>
+        <w:t xml:space="preserve">  | ~1.5 токен/слово        | ~1.1 токен/слово</w:t>
+        <w:br/>
+        <w:t xml:space="preserve">  | → больше O(L^2) attn    | → меньше O(L^2) attn</w:t>
+        <w:br/>
+        <w:t xml:space="preserve">  |                         |</w:t>
+        <w:br/>
+        <w:t xml:space="preserve">  v редкие слова = много    v редкие слова = 1-2 токена</w:t>
+        <w:br/>
+        <w:t xml:space="preserve">  | мелких токенов          |</w:t>
+        <w:br/>
+        <w:t xml:space="preserve">  |                         |</w:t>
+        <w:br/>
+        <w:t xml:space="preserve">  ←─── EMBEDDING vs ATTENTION ───→</w:t>
       </w:r>
     </w:p>
     <w:p>
@@ -1594,7 +1925,7 @@
           <w:color w:val="000000"/>
           <w:sz w:val="24"/>
         </w:rPr>
-        <w:t>Для токенов закон Ципфа тоже работает. В словаре 16K токенов первые ~1000 токенов будут покрывать 80-90% текста. Остальные 15K — редкие подслова для специфической лексики («верховодка», «мормышка», «фидер»).</w:t>
+        <w:t>Для токенов распределение тоже подчиняется Ципфу. Эмпирическая оценка: в словаре 16K токенов первые ~1000 токенов будут покрывать 80-90% текста (цифра зависит от корпуса и алгоритма токенизации). Остальные 15K — редкие подслова для специфической лексики («верховодка», «мормышка», «фидер»).</w:t>
       </w:r>
     </w:p>
     <w:p>
@@ -1717,7 +2048,7 @@
           <w:rFonts w:ascii="Times New Roman" w:hAnsi="Times New Roman"/>
           <w:sz w:val="24"/>
         </w:rPr>
-        <w:t>Русский язык хорошо поддерживается byte-level BPE: кириллица → байты → подслова.</w:t>
+        <w:t>Русский язык хорошо поддерживается byte-level BPE: богатая морфология (падежи, спряжения) создаёт тысячи словоформ, но BPE выделяет устойчивые подслова (корни) и гибко комбинирует их с окончаниями. Кириллица → байты → осмысленные подслова.</w:t>
       </w:r>
     </w:p>
     <w:p>
@@ -1845,9 +2176,11 @@
         <w:br/>
         <w:t>4. Закодируйте и декодируйте фразу: «Щука поймана на спиннинг в Тверской области». Сколько токенов получилось?</w:t>
         <w:br/>
-        <w:t>5. Повторите с vocab_size=16000. Изменилось ли число токенов?</w:t>
+        <w:t>5. Выведите tokenizer.get_vocab() и найдите в словаре токены: «щук», «лещ», «окунь», «спиннинг». Есть ли они? Как они выглядят?</w:t>
         <w:br/>
-        <w:t>6. Сколько байт занимает embedding-слой для каждого размера словаря (d_model=768)?</w:t>
+        <w:t>6. Повторите обучение с vocab_size=16000. Изменилось ли число токенов для фразы из п. 4?</w:t>
+        <w:br/>
+        <w:t>7. Сколько байт занимает embedding-слой для каждого размера словаря (d_model=768)?</w:t>
       </w:r>
     </w:p>
     <w:sectPr>

--- a/docs/lecture-02-tokenization.docx
+++ b/docs/lecture-02-tokenization.docx
@@ -1641,7 +1641,85 @@
           <w:color w:val="000000"/>
           <w:sz w:val="24"/>
         </w:rPr>
-        <w:t>Реализуем свой BPE-токенизатор, вдохновляясь кодом Andrej Karpathy (minbpe) и используя HuggingFace tokenizers для production-качества.</w:t>
+        <w:t>Прежде чем писать код, посмотрим на весь pipeline токенизации от сырого текста до входа в модель:</w:t>
+      </w:r>
+    </w:p>
+    <w:p>
+      <w:pPr>
+        <w:spacing w:before="120" w:after="120"/>
+        <w:ind w:left="567"/>
+      </w:pPr>
+      <w:r>
+        <w:rPr>
+          <w:rFonts w:ascii="Consolas" w:hAnsi="Consolas"/>
+          <w:color w:val="323232"/>
+          <w:sz w:val="18"/>
+        </w:rPr>
+        <w:t>Сырой текст</w:t>
+        <w:br/>
+        <w:t xml:space="preserve">  |</w:t>
+        <w:br/>
+        <w:t xml:space="preserve">  v Unicode нормализация (NFC)</w:t>
+        <w:br/>
+        <w:t xml:space="preserve">  |  "Ё" → один код, "ё" → "ё"</w:t>
+        <w:br/>
+        <w:t xml:space="preserve">  |</w:t>
+        <w:br/>
+        <w:t xml:space="preserve">  v Пред-токенизация (regex)</w:t>
+        <w:br/>
+        <w:t xml:space="preserve">  |  разделение: буквы | цифры | пунктуация | пробелы</w:t>
+        <w:br/>
+        <w:t xml:space="preserve">  |  запрет слияния разных категорий</w:t>
+        <w:br/>
+        <w:t xml:space="preserve">  |</w:t>
+        <w:br/>
+        <w:t xml:space="preserve">  v Byte-кодирование</w:t>
+        <w:br/>
+        <w:t xml:space="preserve">  |  каждый символ → 1-4 байта UTF-8</w:t>
+        <w:br/>
+        <w:t xml:space="preserve">  |  каждый байт → ID из 0..255</w:t>
+        <w:br/>
+        <w:t xml:space="preserve">  |</w:t>
+        <w:br/>
+        <w:t xml:space="preserve">  v BPE merge (обученный словарь)</w:t>
+        <w:br/>
+        <w:t xml:space="preserve">  |  [209, 169, 32, ...] → [1234, 307, ...]</w:t>
+        <w:br/>
+        <w:t xml:space="preserve">  |  частые пары байт слиты в подслова</w:t>
+        <w:br/>
+        <w:t xml:space="preserve">  |</w:t>
+        <w:br/>
+        <w:t xml:space="preserve">  v Токен IDs (int32)</w:t>
+        <w:br/>
+        <w:t xml:space="preserve">  |  [1234, 307, 56, 8901, ...]</w:t>
+        <w:br/>
+        <w:t xml:space="preserve">  |</w:t>
+        <w:br/>
+        <w:t xml:space="preserve">  v Embedding слой</w:t>
+        <w:br/>
+        <w:t xml:space="preserve">  |  vocab_size × d_model таблица</w:t>
+        <w:br/>
+        <w:t xml:space="preserve">  |  ID → вектор размерности d_model</w:t>
+        <w:br/>
+        <w:t xml:space="preserve">  |</w:t>
+        <w:br/>
+        <w:t xml:space="preserve">  v Модель (Transformer)</w:t>
+      </w:r>
+    </w:p>
+    <w:p>
+      <w:pPr>
+        <w:spacing w:line="360" w:lineRule="auto"/>
+        <w:ind w:firstLine="709"/>
+      </w:pPr>
+      <w:r>
+        <w:rPr>
+          <w:rFonts w:ascii="Times New Roman" w:hAnsi="Times New Roman"/>
+          <w:b w:val="0"/>
+          <w:i w:val="0"/>
+          <w:color w:val="000000"/>
+          <w:sz w:val="24"/>
+        </w:rPr>
+        <w:t>Каждый этап этого конвейера мы разобрали в предыдущих разделах. Теперь реализуем его на практике. Вдохновляясь кодом Andrej Karpathy (minbpe) и используя HuggingFace tokenizers для production-качества.</w:t>
       </w:r>
     </w:p>
     <w:p>
